--- a/corpus/synthetic/ppr-format-fidelity__003.docx
+++ b/corpus/synthetic/ppr-format-fidelity__003.docx
@@ -4,7 +4,9 @@
   <w:body>
     <w:p>
       <w:pPr>
-        <w:spacing w:after="0" w:afterAutospacing="0" w:line="276" w:lineRule="auto"/>
+        <w:pBdr>
+          <w:bottom w:val="single" w:sz="8" w:space="4" w:color="4F81BD"/>
+        </w:pBdr>
       </w:pPr>
       <w:r>
         <w:t>x</w:t>
